--- a/Received/six/6, eng ii.docx
+++ b/Received/six/6, eng ii.docx
@@ -23,7 +23,7 @@
             <v:stroke joinstyle="miter"/>
             <v:path gradientshapeok="t" o:connecttype="rect"/>
           </v:shapetype>
-          <v:shape id="Text Box 3" o:spid="_x0000_s1039" type="#_x0000_t202" style="position:absolute;left:0;text-align:left;margin-left:-6.4pt;margin-top:.75pt;width:48pt;height:110.6pt;z-index:251658240;visibility:visible;mso-wrap-style:square;mso-width-percent:0;mso-height-percent:200;mso-wrap-distance-left:9pt;mso-wrap-distance-top:3.6pt;mso-wrap-distance-right:9pt;mso-wrap-distance-bottom:3.6pt;mso-position-horizontal:right;mso-position-horizontal-relative:text;mso-position-vertical:absolute;mso-position-vertical-relative:text;mso-width-percent:0;mso-height-percent:200;mso-width-relative:margin;mso-height-relative:margin;v-text-anchor:top" o:gfxdata="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" filled="f" stroked="f">
+          <v:shape id="Text Box 3" o:spid="_x0000_s1039" type="#_x0000_t202" style="position:absolute;left:0;text-align:left;margin-left:-9.6pt;margin-top:.75pt;width:48pt;height:110.6pt;z-index:251658240;visibility:visible;mso-wrap-style:square;mso-width-percent:0;mso-height-percent:200;mso-wrap-distance-left:9pt;mso-wrap-distance-top:3.6pt;mso-wrap-distance-right:9pt;mso-wrap-distance-bottom:3.6pt;mso-position-horizontal:right;mso-position-horizontal-relative:text;mso-position-vertical:absolute;mso-position-vertical-relative:text;mso-width-percent:0;mso-height-percent:200;mso-width-relative:margin;mso-height-relative:margin;v-text-anchor:top" o:gfxdata="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" filled="f" stroked="f">
             <v:textbox style="mso-fit-shape-to-text:t">
               <w:txbxContent>
                 <w:p>
@@ -245,15 +245,6 @@
           <w:szCs w:val="24"/>
         </w:rPr>
         <w:tab/>
-      </w:r>
-      <w:r>
-        <w:rPr>
-          <w:rFonts w:ascii="Times New Roman" w:hAnsi="Times New Roman"/>
-          <w:b/>
-          <w:bCs/>
-          <w:sz w:val="24"/>
-          <w:szCs w:val="24"/>
-        </w:rPr>
         <w:t>Six</w:t>
       </w:r>
       <w:r>
@@ -339,34 +330,413 @@
     </w:p>
     <w:p>
       <w:pPr>
+        <w:spacing w:after="0" w:line="240" w:lineRule="auto"/>
+        <w:textAlignment w:val="bottom"/>
+        <w:rPr>
+          <w:rFonts w:ascii="Times New Roman" w:eastAsia="Times New Roman" w:hAnsi="Times New Roman" w:cs="Times New Roman"/>
+          <w:b/>
+          <w:bCs/>
+          <w:color w:val="222222"/>
+          <w:sz w:val="26"/>
+          <w:szCs w:val="26"/>
+        </w:rPr>
+      </w:pPr>
+      <w:r>
+        <w:rPr>
+          <w:rFonts w:ascii="Times New Roman" w:eastAsia="Times New Roman" w:hAnsi="Times New Roman" w:cs="Times New Roman"/>
+          <w:b/>
+          <w:bCs/>
+          <w:color w:val="222222"/>
+          <w:sz w:val="26"/>
+          <w:szCs w:val="26"/>
+        </w:rPr>
+        <w:t>1.</w:t>
+      </w:r>
+      <w:r>
+        <w:rPr>
+          <w:rFonts w:ascii="Times New Roman" w:eastAsia="Times New Roman" w:hAnsi="Times New Roman" w:cs="Times New Roman"/>
+          <w:b/>
+          <w:bCs/>
+          <w:color w:val="222222"/>
+          <w:sz w:val="26"/>
+          <w:szCs w:val="26"/>
+        </w:rPr>
+        <w:t xml:space="preserve"> </w:t>
+      </w:r>
+      <w:r>
+        <w:rPr>
+          <w:rFonts w:ascii="Times New Roman" w:eastAsia="Times New Roman" w:hAnsi="Times New Roman" w:cs="Times New Roman"/>
+          <w:b/>
+          <w:bCs/>
+          <w:color w:val="222222"/>
+          <w:sz w:val="26"/>
+          <w:szCs w:val="26"/>
+        </w:rPr>
+        <w:t>Read the text and do the activities that follow:</w:t>
+      </w:r>
+      <w:r>
+        <w:rPr>
+          <w:rFonts w:ascii="Times New Roman" w:eastAsia="Times New Roman" w:hAnsi="Times New Roman" w:cs="Times New Roman"/>
+          <w:b/>
+          <w:bCs/>
+          <w:color w:val="222222"/>
+          <w:sz w:val="26"/>
+          <w:szCs w:val="26"/>
+        </w:rPr>
+        <w:tab/>
+      </w:r>
+      <w:r>
+        <w:rPr>
+          <w:rFonts w:ascii="Times New Roman" w:eastAsia="Times New Roman" w:hAnsi="Times New Roman" w:cs="Times New Roman"/>
+          <w:b/>
+          <w:bCs/>
+          <w:color w:val="222222"/>
+          <w:sz w:val="26"/>
+          <w:szCs w:val="26"/>
+        </w:rPr>
+        <w:tab/>
+      </w:r>
+      <w:r>
+        <w:rPr>
+          <w:rFonts w:ascii="Times New Roman" w:eastAsia="Times New Roman" w:hAnsi="Times New Roman" w:cs="Times New Roman"/>
+          <w:b/>
+          <w:bCs/>
+          <w:color w:val="222222"/>
+          <w:sz w:val="26"/>
+          <w:szCs w:val="26"/>
+        </w:rPr>
+        <w:t>[5]</w:t>
+      </w:r>
+    </w:p>
+    <w:p>
+      <w:pPr>
+        <w:spacing w:after="0" w:line="240" w:lineRule="auto"/>
+        <w:jc w:val="center"/>
+        <w:textAlignment w:val="bottom"/>
+        <w:rPr>
+          <w:rFonts w:ascii="Times New Roman" w:eastAsia="Times New Roman" w:hAnsi="Times New Roman" w:cs="Times New Roman"/>
+          <w:color w:val="222222"/>
+          <w:sz w:val="26"/>
+          <w:szCs w:val="26"/>
+        </w:rPr>
+      </w:pPr>
+      <w:r>
+        <w:rPr>
+          <w:rFonts w:ascii="Times New Roman" w:eastAsia="Times New Roman" w:hAnsi="Times New Roman" w:cs="Times New Roman"/>
+          <w:b/>
+          <w:bCs/>
+          <w:color w:val="222222"/>
+          <w:sz w:val="26"/>
+          <w:szCs w:val="26"/>
+        </w:rPr>
+        <w:t>THE GREAT WALL OF CHINA</w:t>
+      </w:r>
+    </w:p>
+    <w:p>
+      <w:pPr>
+        <w:spacing w:after="120" w:line="240" w:lineRule="auto"/>
+        <w:textAlignment w:val="bottom"/>
+        <w:rPr>
+          <w:rFonts w:ascii="Times New Roman" w:eastAsia="Times New Roman" w:hAnsi="Times New Roman" w:cs="Times New Roman"/>
+          <w:color w:val="222222"/>
+          <w:sz w:val="26"/>
+          <w:szCs w:val="26"/>
+        </w:rPr>
+      </w:pPr>
+      <w:r>
+        <w:rPr>
+          <w:rFonts w:ascii="Times New Roman" w:eastAsia="Times New Roman" w:hAnsi="Times New Roman" w:cs="Times New Roman"/>
+          <w:color w:val="222222"/>
+          <w:sz w:val="26"/>
+          <w:szCs w:val="26"/>
+        </w:rPr>
+        <w:t>The longest, most amazing and most interesting wall in the world is the Great Wall of China. It is also the oldest.</w:t>
+      </w:r>
+      <w:r>
+        <w:rPr>
+          <w:rFonts w:ascii="Times New Roman" w:eastAsia="Times New Roman" w:hAnsi="Times New Roman" w:cs="Times New Roman"/>
+          <w:color w:val="222222"/>
+          <w:sz w:val="26"/>
+          <w:szCs w:val="26"/>
+        </w:rPr>
+        <w:br/>
+        <w:t xml:space="preserve">The wall is more than 2,400 </w:t>
+      </w:r>
+      <w:proofErr w:type="spellStart"/>
+      <w:r>
+        <w:rPr>
+          <w:rFonts w:ascii="Times New Roman" w:eastAsia="Times New Roman" w:hAnsi="Times New Roman" w:cs="Times New Roman"/>
+          <w:color w:val="222222"/>
+          <w:sz w:val="26"/>
+          <w:szCs w:val="26"/>
+        </w:rPr>
+        <w:t>kilometres</w:t>
+      </w:r>
+      <w:proofErr w:type="spellEnd"/>
+      <w:r>
+        <w:rPr>
+          <w:rFonts w:ascii="Times New Roman" w:eastAsia="Times New Roman" w:hAnsi="Times New Roman" w:cs="Times New Roman"/>
+          <w:color w:val="222222"/>
+          <w:sz w:val="26"/>
+          <w:szCs w:val="26"/>
+        </w:rPr>
+        <w:t xml:space="preserve"> long. It stretches from the east coast to Kansu Province in the middle of China.</w:t>
+      </w:r>
+      <w:r>
+        <w:rPr>
+          <w:rFonts w:ascii="Times New Roman" w:eastAsia="Times New Roman" w:hAnsi="Times New Roman" w:cs="Times New Roman"/>
+          <w:color w:val="222222"/>
+          <w:sz w:val="26"/>
+          <w:szCs w:val="26"/>
+        </w:rPr>
+        <w:br/>
+        <w:t>The emperors built the wall more than 2,000 years ago. The workmen only had simple looks. But the wall is 8 meters high. At the top it is 5 meters wide. Soldiers and horses could march along the top. Nowadays many tourists walk along parts of it.</w:t>
+      </w:r>
+      <w:r>
+        <w:rPr>
+          <w:rFonts w:ascii="Times New Roman" w:eastAsia="Times New Roman" w:hAnsi="Times New Roman" w:cs="Times New Roman"/>
+          <w:color w:val="222222"/>
+          <w:sz w:val="26"/>
+          <w:szCs w:val="26"/>
+        </w:rPr>
+        <w:br/>
+        <w:t>The Great Wall of China is the biggest man-made object in the world, and only one you can</w:t>
+      </w:r>
+      <w:r>
+        <w:rPr>
+          <w:rFonts w:ascii="Times New Roman" w:eastAsia="Times New Roman" w:hAnsi="Times New Roman" w:cs="Times New Roman"/>
+          <w:color w:val="222222"/>
+          <w:sz w:val="26"/>
+          <w:szCs w:val="26"/>
+        </w:rPr>
+        <w:t xml:space="preserve"> </w:t>
+      </w:r>
+      <w:r>
+        <w:rPr>
+          <w:rFonts w:ascii="Times New Roman" w:eastAsia="Times New Roman" w:hAnsi="Times New Roman" w:cs="Times New Roman"/>
+          <w:color w:val="222222"/>
+          <w:sz w:val="26"/>
+          <w:szCs w:val="26"/>
+        </w:rPr>
+        <w:t>See from the moon. It gives across high mountains and deep valleys. It is made of stone and very hard bricks. Every 200 meters there are big towers 12 meters high.</w:t>
+      </w:r>
+      <w:r>
+        <w:rPr>
+          <w:rFonts w:ascii="Times New Roman" w:eastAsia="Times New Roman" w:hAnsi="Times New Roman" w:cs="Times New Roman"/>
+          <w:color w:val="222222"/>
+          <w:sz w:val="26"/>
+          <w:szCs w:val="26"/>
+        </w:rPr>
+        <w:t xml:space="preserve"> </w:t>
+      </w:r>
+      <w:r>
+        <w:rPr>
+          <w:rFonts w:ascii="Times New Roman" w:eastAsia="Times New Roman" w:hAnsi="Times New Roman" w:cs="Times New Roman"/>
+          <w:color w:val="222222"/>
+          <w:sz w:val="26"/>
+          <w:szCs w:val="26"/>
+        </w:rPr>
+        <w:t>Why did China build a wall as big as this? They wanted to save their country from the Tartars. These people came from the north and tried to conquer China.</w:t>
+      </w:r>
+    </w:p>
+    <w:p>
+      <w:pPr>
         <w:spacing w:after="0"/>
         <w:textAlignment w:val="bottom"/>
         <w:rPr>
           <w:rFonts w:ascii="Times New Roman" w:eastAsia="Times New Roman" w:hAnsi="Times New Roman" w:cs="Times New Roman"/>
-          <w:b/>
-          <w:bCs/>
-          <w:color w:val="222222"/>
-          <w:sz w:val="26"/>
-          <w:szCs w:val="26"/>
-        </w:rPr>
-      </w:pPr>
-      <w:r>
-        <w:rPr>
-          <w:rFonts w:ascii="Times New Roman" w:eastAsia="Times New Roman" w:hAnsi="Times New Roman" w:cs="Times New Roman"/>
-          <w:b/>
-          <w:bCs/>
-          <w:color w:val="222222"/>
-          <w:sz w:val="26"/>
-          <w:szCs w:val="26"/>
-        </w:rPr>
-        <w:t>1.</w:t>
-      </w:r>
-      <w:r>
-        <w:rPr>
-          <w:rFonts w:ascii="Times New Roman" w:eastAsia="Times New Roman" w:hAnsi="Times New Roman" w:cs="Times New Roman"/>
-          <w:b/>
-          <w:bCs/>
-          <w:color w:val="222222"/>
+          <w:color w:val="222222"/>
+          <w:sz w:val="26"/>
+          <w:szCs w:val="26"/>
+        </w:rPr>
+      </w:pPr>
+      <w:r>
+        <w:rPr>
+          <w:rFonts w:ascii="Times New Roman" w:eastAsia="Times New Roman" w:hAnsi="Times New Roman" w:cs="Times New Roman"/>
+          <w:b/>
+          <w:bCs/>
+          <w:color w:val="222222"/>
+          <w:sz w:val="26"/>
+          <w:szCs w:val="26"/>
+        </w:rPr>
+        <w:t>A. Answer the following questions:</w:t>
+      </w:r>
+      <w:r>
+        <w:rPr>
+          <w:rFonts w:ascii="Times New Roman" w:eastAsia="Times New Roman" w:hAnsi="Times New Roman" w:cs="Times New Roman"/>
+          <w:b/>
+          <w:bCs/>
+          <w:color w:val="222222"/>
+          <w:sz w:val="26"/>
+          <w:szCs w:val="26"/>
+        </w:rPr>
+        <w:br/>
+      </w:r>
+      <w:r>
+        <w:rPr>
+          <w:rFonts w:ascii="Times New Roman" w:eastAsia="Times New Roman" w:hAnsi="Times New Roman" w:cs="Times New Roman"/>
+          <w:color w:val="222222"/>
+          <w:sz w:val="26"/>
+          <w:szCs w:val="26"/>
+        </w:rPr>
+        <w:t xml:space="preserve">  </w:t>
+      </w:r>
+      <w:r>
+        <w:rPr>
+          <w:rFonts w:ascii="Times New Roman" w:eastAsia="Times New Roman" w:hAnsi="Times New Roman" w:cs="Times New Roman"/>
+          <w:color w:val="222222"/>
+          <w:sz w:val="26"/>
+          <w:szCs w:val="26"/>
+        </w:rPr>
+        <w:t>a.</w:t>
+      </w:r>
+      <w:r>
+        <w:rPr>
+          <w:rFonts w:ascii="Times New Roman" w:eastAsia="Times New Roman" w:hAnsi="Times New Roman" w:cs="Times New Roman"/>
+          <w:color w:val="222222"/>
+          <w:sz w:val="26"/>
+          <w:szCs w:val="26"/>
+        </w:rPr>
+        <w:t xml:space="preserve">  </w:t>
+      </w:r>
+      <w:r>
+        <w:rPr>
+          <w:rFonts w:ascii="Times New Roman" w:eastAsia="Times New Roman" w:hAnsi="Times New Roman" w:cs="Times New Roman"/>
+          <w:color w:val="222222"/>
+          <w:sz w:val="26"/>
+          <w:szCs w:val="26"/>
+        </w:rPr>
+        <w:t xml:space="preserve">How long is the Great Wall </w:t>
+      </w:r>
+      <w:proofErr w:type="gramStart"/>
+      <w:r>
+        <w:rPr>
+          <w:rFonts w:ascii="Times New Roman" w:eastAsia="Times New Roman" w:hAnsi="Times New Roman" w:cs="Times New Roman"/>
+          <w:color w:val="222222"/>
+          <w:sz w:val="26"/>
+          <w:szCs w:val="26"/>
+        </w:rPr>
+        <w:t>Of</w:t>
+      </w:r>
+      <w:proofErr w:type="gramEnd"/>
+      <w:r>
+        <w:rPr>
+          <w:rFonts w:ascii="Times New Roman" w:eastAsia="Times New Roman" w:hAnsi="Times New Roman" w:cs="Times New Roman"/>
+          <w:color w:val="222222"/>
+          <w:sz w:val="26"/>
+          <w:szCs w:val="26"/>
+        </w:rPr>
+        <w:t xml:space="preserve"> China</w:t>
+      </w:r>
+      <w:r>
+        <w:rPr>
+          <w:rFonts w:ascii="Times New Roman" w:eastAsia="Times New Roman" w:hAnsi="Times New Roman" w:cs="Times New Roman"/>
+          <w:color w:val="222222"/>
+          <w:sz w:val="26"/>
+          <w:szCs w:val="26"/>
+        </w:rPr>
+        <w:t>?</w:t>
+      </w:r>
+    </w:p>
+    <w:p>
+      <w:pPr>
+        <w:pStyle w:val="NormalWeb"/>
+        <w:shd w:val="clear" w:color="auto" w:fill="FFFFFF"/>
+        <w:spacing w:before="0" w:beforeAutospacing="0" w:after="120" w:afterAutospacing="0"/>
+        <w:rPr>
+          <w:color w:val="1F1F1F"/>
+          <w:sz w:val="26"/>
+          <w:szCs w:val="26"/>
+        </w:rPr>
+      </w:pPr>
+      <w:r>
+        <w:rPr>
+          <w:color w:val="222222"/>
+          <w:sz w:val="26"/>
+          <w:szCs w:val="26"/>
+        </w:rPr>
+        <w:t xml:space="preserve">  </w:t>
+      </w:r>
+      <w:r>
+        <w:rPr>
+          <w:color w:val="222222"/>
+          <w:sz w:val="26"/>
+          <w:szCs w:val="26"/>
+        </w:rPr>
+        <w:t>b. What is it made of?</w:t>
+      </w:r>
+      <w:r>
+        <w:rPr>
+          <w:color w:val="222222"/>
+          <w:sz w:val="26"/>
+          <w:szCs w:val="26"/>
+        </w:rPr>
+        <w:br/>
+      </w:r>
+      <w:r>
+        <w:rPr>
+          <w:color w:val="222222"/>
+          <w:sz w:val="26"/>
+          <w:szCs w:val="26"/>
+        </w:rPr>
+        <w:t xml:space="preserve">  </w:t>
+      </w:r>
+      <w:r>
+        <w:rPr>
+          <w:color w:val="222222"/>
+          <w:sz w:val="26"/>
+          <w:szCs w:val="26"/>
+        </w:rPr>
+        <w:t>c. How old is it?</w:t>
+      </w:r>
+      <w:r>
+        <w:rPr>
+          <w:color w:val="222222"/>
+          <w:sz w:val="26"/>
+          <w:szCs w:val="26"/>
+        </w:rPr>
+        <w:br/>
+      </w:r>
+      <w:r>
+        <w:rPr>
+          <w:color w:val="222222"/>
+          <w:sz w:val="26"/>
+          <w:szCs w:val="26"/>
+        </w:rPr>
+        <w:t xml:space="preserve">  </w:t>
+      </w:r>
+      <w:r>
+        <w:rPr>
+          <w:color w:val="222222"/>
+          <w:sz w:val="26"/>
+          <w:szCs w:val="26"/>
+        </w:rPr>
+        <w:t>d. Who built it? Why?</w:t>
+      </w:r>
+      <w:r>
+        <w:rPr>
+          <w:color w:val="222222"/>
+          <w:sz w:val="26"/>
+          <w:szCs w:val="26"/>
+        </w:rPr>
+        <w:br/>
+      </w:r>
+      <w:r>
+        <w:rPr>
+          <w:sz w:val="26"/>
+          <w:szCs w:val="26"/>
+        </w:rPr>
+        <w:t xml:space="preserve">  </w:t>
+      </w:r>
+      <w:r>
+        <w:rPr>
+          <w:sz w:val="26"/>
+          <w:szCs w:val="26"/>
+        </w:rPr>
+        <w:t>e.</w:t>
+      </w:r>
+      <w:r>
+        <w:rPr>
           <w:sz w:val="26"/>
           <w:szCs w:val="26"/>
         </w:rPr>
@@ -374,281 +744,32 @@
       </w:r>
       <w:r>
         <w:rPr>
-          <w:rFonts w:ascii="Times New Roman" w:eastAsia="Times New Roman" w:hAnsi="Times New Roman" w:cs="Times New Roman"/>
-          <w:b/>
-          <w:bCs/>
-          <w:color w:val="222222"/>
-          <w:sz w:val="26"/>
-          <w:szCs w:val="26"/>
-        </w:rPr>
-        <w:t>Read the text and do the activities that follow:</w:t>
-      </w:r>
-      <w:r>
-        <w:rPr>
-          <w:rFonts w:ascii="Times New Roman" w:eastAsia="Times New Roman" w:hAnsi="Times New Roman" w:cs="Times New Roman"/>
-          <w:b/>
-          <w:bCs/>
-          <w:color w:val="222222"/>
-          <w:sz w:val="26"/>
-          <w:szCs w:val="26"/>
-        </w:rPr>
-        <w:tab/>
-      </w:r>
-      <w:r>
-        <w:rPr>
-          <w:rFonts w:ascii="Times New Roman" w:eastAsia="Times New Roman" w:hAnsi="Times New Roman" w:cs="Times New Roman"/>
-          <w:b/>
-          <w:bCs/>
-          <w:color w:val="222222"/>
-          <w:sz w:val="26"/>
-          <w:szCs w:val="26"/>
-        </w:rPr>
-        <w:tab/>
-      </w:r>
-      <w:r>
-        <w:rPr>
-          <w:rFonts w:ascii="Times New Roman" w:eastAsia="Times New Roman" w:hAnsi="Times New Roman" w:cs="Times New Roman"/>
-          <w:b/>
-          <w:bCs/>
-          <w:color w:val="222222"/>
-          <w:sz w:val="26"/>
-          <w:szCs w:val="26"/>
-        </w:rPr>
-        <w:t>[5]</w:t>
-      </w:r>
-    </w:p>
-    <w:p>
-      <w:pPr>
-        <w:spacing w:after="0"/>
-        <w:jc w:val="center"/>
-        <w:textAlignment w:val="bottom"/>
-        <w:rPr>
-          <w:rFonts w:ascii="Times New Roman" w:eastAsia="Times New Roman" w:hAnsi="Times New Roman" w:cs="Times New Roman"/>
-          <w:color w:val="222222"/>
-          <w:sz w:val="26"/>
-          <w:szCs w:val="26"/>
-        </w:rPr>
-      </w:pPr>
-      <w:r>
-        <w:rPr>
-          <w:rFonts w:ascii="Times New Roman" w:eastAsia="Times New Roman" w:hAnsi="Times New Roman" w:cs="Times New Roman"/>
-          <w:b/>
-          <w:bCs/>
-          <w:color w:val="222222"/>
-          <w:sz w:val="26"/>
-          <w:szCs w:val="26"/>
-        </w:rPr>
-        <w:t>THE GREAT WALL OF CHINA</w:t>
-      </w:r>
-    </w:p>
-    <w:p>
-      <w:pPr>
-        <w:spacing w:after="0"/>
-        <w:textAlignment w:val="bottom"/>
-        <w:rPr>
-          <w:rFonts w:ascii="Times New Roman" w:eastAsia="Times New Roman" w:hAnsi="Times New Roman" w:cs="Times New Roman"/>
-          <w:color w:val="222222"/>
-          <w:sz w:val="26"/>
-          <w:szCs w:val="26"/>
-        </w:rPr>
-      </w:pPr>
-      <w:r>
-        <w:rPr>
-          <w:rFonts w:ascii="Times New Roman" w:eastAsia="Times New Roman" w:hAnsi="Times New Roman" w:cs="Times New Roman"/>
-          <w:color w:val="222222"/>
-          <w:sz w:val="26"/>
-          <w:szCs w:val="26"/>
-        </w:rPr>
-        <w:t>The longest, most amazing and most interesting wall in the world is the Great Wall of China. It is also the oldest.</w:t>
-      </w:r>
-      <w:r>
-        <w:rPr>
-          <w:rFonts w:ascii="Times New Roman" w:eastAsia="Times New Roman" w:hAnsi="Times New Roman" w:cs="Times New Roman"/>
-          <w:color w:val="222222"/>
-          <w:sz w:val="26"/>
-          <w:szCs w:val="26"/>
-        </w:rPr>
-        <w:br/>
-        <w:t xml:space="preserve">The wall is more than 2,400 </w:t>
-      </w:r>
-      <w:proofErr w:type="spellStart"/>
-      <w:r>
-        <w:rPr>
-          <w:rFonts w:ascii="Times New Roman" w:eastAsia="Times New Roman" w:hAnsi="Times New Roman" w:cs="Times New Roman"/>
-          <w:color w:val="222222"/>
-          <w:sz w:val="26"/>
-          <w:szCs w:val="26"/>
-        </w:rPr>
-        <w:t>kilometres</w:t>
-      </w:r>
-      <w:proofErr w:type="spellEnd"/>
-      <w:r>
-        <w:rPr>
-          <w:rFonts w:ascii="Times New Roman" w:eastAsia="Times New Roman" w:hAnsi="Times New Roman" w:cs="Times New Roman"/>
-          <w:color w:val="222222"/>
-          <w:sz w:val="26"/>
-          <w:szCs w:val="26"/>
-        </w:rPr>
-        <w:t xml:space="preserve"> long. It stretches from the east coast to Kansu Province in the middle of China.</w:t>
-      </w:r>
-      <w:r>
-        <w:rPr>
-          <w:rFonts w:ascii="Times New Roman" w:eastAsia="Times New Roman" w:hAnsi="Times New Roman" w:cs="Times New Roman"/>
-          <w:color w:val="222222"/>
-          <w:sz w:val="26"/>
-          <w:szCs w:val="26"/>
-        </w:rPr>
-        <w:br/>
-        <w:t>The emperors built the wall more than 2,000 years ago. The workmen only had simple looks. But the wall is 8 meters high. At the top it is 5 meters wide. Soldiers and horses could march along the top. Nowadays many tourists walk along parts of it.</w:t>
-      </w:r>
-      <w:r>
-        <w:rPr>
-          <w:rFonts w:ascii="Times New Roman" w:eastAsia="Times New Roman" w:hAnsi="Times New Roman" w:cs="Times New Roman"/>
-          <w:color w:val="222222"/>
-          <w:sz w:val="26"/>
-          <w:szCs w:val="26"/>
-        </w:rPr>
-        <w:br/>
-        <w:t>The Great Wall of China is the biggest man-made object in the world, and only one you can</w:t>
-      </w:r>
-    </w:p>
-    <w:p>
-      <w:pPr>
-        <w:spacing w:after="0"/>
-        <w:textAlignment w:val="bottom"/>
-        <w:rPr>
-          <w:rFonts w:ascii="Times New Roman" w:eastAsia="Times New Roman" w:hAnsi="Times New Roman" w:cs="Times New Roman"/>
-          <w:color w:val="222222"/>
-          <w:sz w:val="26"/>
-          <w:szCs w:val="26"/>
-        </w:rPr>
-      </w:pPr>
-      <w:r>
-        <w:rPr>
-          <w:rFonts w:ascii="Times New Roman" w:eastAsia="Times New Roman" w:hAnsi="Times New Roman" w:cs="Times New Roman"/>
-          <w:color w:val="222222"/>
-          <w:sz w:val="26"/>
-          <w:szCs w:val="26"/>
-        </w:rPr>
-        <w:t>See from the moon. It gives across high mountains and deep valleys. It is made of stone and very hard bricks. Every 200 meters there are big towers 12 meters high.</w:t>
-      </w:r>
-      <w:r>
-        <w:rPr>
-          <w:rFonts w:ascii="Times New Roman" w:eastAsia="Times New Roman" w:hAnsi="Times New Roman" w:cs="Times New Roman"/>
-          <w:color w:val="222222"/>
-          <w:sz w:val="26"/>
-          <w:szCs w:val="26"/>
-        </w:rPr>
-        <w:br/>
-        <w:t>Why did China build a wall as big as this? They wanted to save their country from the Tartars. These people came from the north and tried to conquer China.</w:t>
-      </w:r>
-    </w:p>
-    <w:p>
-      <w:pPr>
-        <w:spacing w:after="0"/>
-        <w:textAlignment w:val="bottom"/>
-        <w:rPr>
-          <w:rFonts w:ascii="Times New Roman" w:eastAsia="Times New Roman" w:hAnsi="Times New Roman" w:cs="Times New Roman"/>
-          <w:color w:val="222222"/>
-          <w:sz w:val="26"/>
-          <w:szCs w:val="26"/>
-        </w:rPr>
-      </w:pPr>
-      <w:r>
-        <w:rPr>
-          <w:rFonts w:ascii="Times New Roman" w:eastAsia="Times New Roman" w:hAnsi="Times New Roman" w:cs="Times New Roman"/>
-          <w:color w:val="222222"/>
-          <w:sz w:val="26"/>
-          <w:szCs w:val="26"/>
-        </w:rPr>
-        <w:br/>
-      </w:r>
-      <w:r>
-        <w:rPr>
-          <w:rFonts w:ascii="Times New Roman" w:eastAsia="Times New Roman" w:hAnsi="Times New Roman" w:cs="Times New Roman"/>
-          <w:b/>
-          <w:bCs/>
-          <w:color w:val="222222"/>
-          <w:sz w:val="26"/>
-          <w:szCs w:val="26"/>
-        </w:rPr>
-        <w:t>A. Answer the following questions:</w:t>
-      </w:r>
-      <w:r>
-        <w:rPr>
-          <w:rFonts w:ascii="Times New Roman" w:eastAsia="Times New Roman" w:hAnsi="Times New Roman" w:cs="Times New Roman"/>
-          <w:b/>
-          <w:bCs/>
-          <w:color w:val="222222"/>
-          <w:sz w:val="26"/>
-          <w:szCs w:val="26"/>
-        </w:rPr>
-        <w:br/>
-      </w:r>
-      <w:r>
-        <w:rPr>
-          <w:rFonts w:ascii="Times New Roman" w:eastAsia="Times New Roman" w:hAnsi="Times New Roman" w:cs="Times New Roman"/>
-          <w:color w:val="222222"/>
-          <w:sz w:val="26"/>
-          <w:szCs w:val="26"/>
-        </w:rPr>
-        <w:t xml:space="preserve">  </w:t>
-      </w:r>
-      <w:r>
-        <w:rPr>
-          <w:rFonts w:ascii="Times New Roman" w:eastAsia="Times New Roman" w:hAnsi="Times New Roman" w:cs="Times New Roman"/>
-          <w:color w:val="222222"/>
-          <w:sz w:val="26"/>
-          <w:szCs w:val="26"/>
-        </w:rPr>
-        <w:t>a.</w:t>
-      </w:r>
-      <w:r>
-        <w:rPr>
-          <w:rFonts w:ascii="Times New Roman" w:eastAsia="Times New Roman" w:hAnsi="Times New Roman" w:cs="Times New Roman"/>
-          <w:color w:val="222222"/>
-          <w:sz w:val="26"/>
-          <w:szCs w:val="26"/>
-        </w:rPr>
-        <w:t xml:space="preserve">  </w:t>
-      </w:r>
-      <w:r>
-        <w:rPr>
-          <w:rFonts w:ascii="Times New Roman" w:eastAsia="Times New Roman" w:hAnsi="Times New Roman" w:cs="Times New Roman"/>
-          <w:color w:val="222222"/>
-          <w:sz w:val="26"/>
-          <w:szCs w:val="26"/>
-        </w:rPr>
-        <w:t xml:space="preserve">How long is the Great Wall </w:t>
-      </w:r>
-      <w:proofErr w:type="gramStart"/>
-      <w:r>
-        <w:rPr>
-          <w:rFonts w:ascii="Times New Roman" w:eastAsia="Times New Roman" w:hAnsi="Times New Roman" w:cs="Times New Roman"/>
-          <w:color w:val="222222"/>
-          <w:sz w:val="26"/>
-          <w:szCs w:val="26"/>
-        </w:rPr>
-        <w:t>Of</w:t>
-      </w:r>
-      <w:proofErr w:type="gramEnd"/>
-      <w:r>
-        <w:rPr>
-          <w:rFonts w:ascii="Times New Roman" w:eastAsia="Times New Roman" w:hAnsi="Times New Roman" w:cs="Times New Roman"/>
-          <w:color w:val="222222"/>
-          <w:sz w:val="26"/>
-          <w:szCs w:val="26"/>
-        </w:rPr>
-        <w:t xml:space="preserve"> China</w:t>
-      </w:r>
-      <w:r>
-        <w:rPr>
-          <w:rFonts w:ascii="Times New Roman" w:eastAsia="Times New Roman" w:hAnsi="Times New Roman" w:cs="Times New Roman"/>
-          <w:color w:val="222222"/>
-          <w:sz w:val="26"/>
-          <w:szCs w:val="26"/>
-        </w:rPr>
-        <w:t>?</w:t>
+          <w:sz w:val="26"/>
+          <w:szCs w:val="26"/>
+        </w:rPr>
+        <w:t>How high is</w:t>
+      </w:r>
+      <w:r>
+        <w:rPr>
+          <w:sz w:val="26"/>
+          <w:szCs w:val="26"/>
+        </w:rPr>
+        <w:t xml:space="preserve"> the wa</w:t>
+      </w:r>
+      <w:r>
+        <w:rPr>
+          <w:sz w:val="26"/>
+          <w:szCs w:val="26"/>
+        </w:rPr>
+        <w:t>ll?</w:t>
+      </w:r>
+      <w:r>
+        <w:rPr>
+          <w:color w:val="1F1F1F"/>
+          <w:sz w:val="26"/>
+          <w:szCs w:val="26"/>
+        </w:rPr>
+        <w:t xml:space="preserve">                                                                                                  </w:t>
       </w:r>
     </w:p>
     <w:p>
@@ -657,124 +778,99 @@
         <w:shd w:val="clear" w:color="auto" w:fill="FFFFFF"/>
         <w:spacing w:before="0" w:beforeAutospacing="0" w:after="0" w:afterAutospacing="0" w:line="276" w:lineRule="auto"/>
         <w:rPr>
-          <w:color w:val="1F1F1F"/>
-          <w:sz w:val="26"/>
-          <w:szCs w:val="26"/>
-        </w:rPr>
-      </w:pPr>
-      <w:r>
-        <w:rPr>
-          <w:color w:val="222222"/>
-          <w:sz w:val="26"/>
-          <w:szCs w:val="26"/>
-        </w:rPr>
-        <w:t xml:space="preserve">  </w:t>
-      </w:r>
-      <w:r>
-        <w:rPr>
-          <w:color w:val="222222"/>
-          <w:sz w:val="26"/>
-          <w:szCs w:val="26"/>
-        </w:rPr>
-        <w:t>b. What is it made of?</w:t>
-      </w:r>
-      <w:r>
-        <w:rPr>
-          <w:color w:val="222222"/>
-          <w:sz w:val="26"/>
-          <w:szCs w:val="26"/>
-        </w:rPr>
-        <w:br/>
-      </w:r>
-      <w:r>
-        <w:rPr>
-          <w:color w:val="222222"/>
-          <w:sz w:val="26"/>
-          <w:szCs w:val="26"/>
-        </w:rPr>
-        <w:t xml:space="preserve">  </w:t>
-      </w:r>
-      <w:r>
-        <w:rPr>
-          <w:color w:val="222222"/>
-          <w:sz w:val="26"/>
-          <w:szCs w:val="26"/>
-        </w:rPr>
-        <w:t>c. How old is it?</w:t>
-      </w:r>
-      <w:r>
-        <w:rPr>
-          <w:color w:val="222222"/>
-          <w:sz w:val="26"/>
-          <w:szCs w:val="26"/>
-        </w:rPr>
-        <w:br/>
-      </w:r>
-      <w:r>
-        <w:rPr>
-          <w:color w:val="222222"/>
-          <w:sz w:val="26"/>
-          <w:szCs w:val="26"/>
-        </w:rPr>
-        <w:t xml:space="preserve">  </w:t>
-      </w:r>
-      <w:r>
-        <w:rPr>
-          <w:color w:val="222222"/>
-          <w:sz w:val="26"/>
-          <w:szCs w:val="26"/>
-        </w:rPr>
-        <w:t>d. Who built it? Why?</w:t>
-      </w:r>
-      <w:r>
-        <w:rPr>
-          <w:color w:val="222222"/>
-          <w:sz w:val="26"/>
-          <w:szCs w:val="26"/>
-        </w:rPr>
-        <w:br/>
-      </w:r>
-      <w:r>
-        <w:rPr>
-          <w:sz w:val="26"/>
-          <w:szCs w:val="26"/>
-        </w:rPr>
-        <w:t xml:space="preserve">  </w:t>
-      </w:r>
-      <w:r>
-        <w:rPr>
-          <w:sz w:val="26"/>
-          <w:szCs w:val="26"/>
-        </w:rPr>
-        <w:t>e.</w:t>
-      </w:r>
-      <w:r>
-        <w:rPr>
-          <w:sz w:val="26"/>
-          <w:szCs w:val="26"/>
-        </w:rPr>
-        <w:t xml:space="preserve"> </w:t>
-      </w:r>
-      <w:r>
-        <w:rPr>
-          <w:sz w:val="26"/>
-          <w:szCs w:val="26"/>
-        </w:rPr>
-        <w:t>How high is</w:t>
-      </w:r>
-      <w:r>
-        <w:rPr>
-          <w:sz w:val="26"/>
-          <w:szCs w:val="26"/>
-        </w:rPr>
-        <w:t xml:space="preserve"> the wa</w:t>
-      </w:r>
-      <w:r>
-        <w:rPr>
-          <w:sz w:val="26"/>
-          <w:szCs w:val="26"/>
-        </w:rPr>
-        <w:t>ll?</w:t>
+          <w:b/>
+          <w:bCs/>
+          <w:sz w:val="26"/>
+          <w:szCs w:val="26"/>
+        </w:rPr>
+      </w:pPr>
+      <w:r>
+        <w:rPr>
+          <w:b/>
+          <w:bCs/>
+          <w:color w:val="1F1F1F"/>
+          <w:sz w:val="26"/>
+          <w:szCs w:val="26"/>
+        </w:rPr>
+        <w:t>2</w:t>
+      </w:r>
+      <w:r>
+        <w:rPr>
+          <w:b/>
+          <w:bCs/>
+          <w:color w:val="1F1F1F"/>
+          <w:sz w:val="26"/>
+          <w:szCs w:val="26"/>
+        </w:rPr>
+        <w:t xml:space="preserve">. </w:t>
+      </w:r>
+      <w:r>
+        <w:rPr>
+          <w:b/>
+          <w:bCs/>
+          <w:color w:val="1F1F1F"/>
+          <w:sz w:val="26"/>
+          <w:szCs w:val="26"/>
+        </w:rPr>
+        <w:t xml:space="preserve">Fill in the blanks with 'a' 'an' or 'the'. </w:t>
+      </w:r>
+      <w:r>
+        <w:rPr>
+          <w:b/>
+          <w:bCs/>
+          <w:color w:val="1F1F1F"/>
+          <w:sz w:val="26"/>
+          <w:szCs w:val="26"/>
+        </w:rPr>
+        <w:tab/>
+      </w:r>
+      <w:r>
+        <w:rPr>
+          <w:b/>
+          <w:bCs/>
+          <w:color w:val="1F1F1F"/>
+          <w:sz w:val="26"/>
+          <w:szCs w:val="26"/>
+        </w:rPr>
+        <w:tab/>
+      </w:r>
+      <w:r>
+        <w:rPr>
+          <w:b/>
+          <w:bCs/>
+          <w:color w:val="1F1F1F"/>
+          <w:sz w:val="26"/>
+          <w:szCs w:val="26"/>
+        </w:rPr>
+        <w:tab/>
+      </w:r>
+      <w:r>
+        <w:rPr>
+          <w:b/>
+          <w:bCs/>
+          <w:color w:val="1F1F1F"/>
+          <w:sz w:val="26"/>
+          <w:szCs w:val="26"/>
+        </w:rPr>
+        <w:t xml:space="preserve">[2] </w:t>
+      </w:r>
+      <w:r>
+        <w:rPr>
+          <w:b/>
+          <w:bCs/>
+          <w:sz w:val="26"/>
+          <w:szCs w:val="26"/>
+        </w:rPr>
+        <w:t xml:space="preserve">                                                                                                       </w:t>
+      </w:r>
+      <w:r>
+        <w:rPr>
+          <w:b/>
+          <w:bCs/>
+          <w:sz w:val="26"/>
+          <w:szCs w:val="26"/>
+        </w:rPr>
+        <w:t xml:space="preserve">   </w:t>
       </w:r>
     </w:p>
     <w:p>
@@ -783,18 +879,40 @@
         <w:shd w:val="clear" w:color="auto" w:fill="FFFFFF"/>
         <w:spacing w:before="0" w:beforeAutospacing="0" w:after="0" w:afterAutospacing="0" w:line="276" w:lineRule="auto"/>
         <w:rPr>
-          <w:color w:val="1F1F1F"/>
-          <w:sz w:val="26"/>
-          <w:szCs w:val="26"/>
-        </w:rPr>
-      </w:pPr>
-      <w:r>
-        <w:rPr>
-          <w:color w:val="1F1F1F"/>
-          <w:sz w:val="26"/>
-          <w:szCs w:val="26"/>
-        </w:rPr>
-        <w:t xml:space="preserve">                                                                                                                                     </w:t>
+          <w:sz w:val="26"/>
+          <w:szCs w:val="26"/>
+        </w:rPr>
+      </w:pPr>
+      <w:r>
+        <w:rPr>
+          <w:b/>
+          <w:bCs/>
+          <w:sz w:val="26"/>
+          <w:szCs w:val="26"/>
+        </w:rPr>
+        <w:t xml:space="preserve">  </w:t>
+      </w:r>
+      <w:r>
+        <w:rPr>
+          <w:color w:val="1F1F1F"/>
+          <w:sz w:val="26"/>
+          <w:szCs w:val="26"/>
+        </w:rPr>
+        <w:t>a) ATM is _______ electronic machine.</w:t>
+      </w:r>
+      <w:r>
+        <w:rPr>
+          <w:sz w:val="26"/>
+          <w:szCs w:val="26"/>
+        </w:rPr>
+        <w:t xml:space="preserve">                                                                                                                           </w:t>
+      </w:r>
+      <w:r>
+        <w:rPr>
+          <w:sz w:val="26"/>
+          <w:szCs w:val="26"/>
+        </w:rPr>
+        <w:t xml:space="preserve">  </w:t>
       </w:r>
     </w:p>
     <w:p>
@@ -803,99 +921,39 @@
         <w:shd w:val="clear" w:color="auto" w:fill="FFFFFF"/>
         <w:spacing w:before="0" w:beforeAutospacing="0" w:after="0" w:afterAutospacing="0" w:line="276" w:lineRule="auto"/>
         <w:rPr>
-          <w:b/>
-          <w:bCs/>
-          <w:sz w:val="26"/>
-          <w:szCs w:val="26"/>
-        </w:rPr>
-      </w:pPr>
-      <w:r>
-        <w:rPr>
-          <w:b/>
-          <w:bCs/>
-          <w:color w:val="1F1F1F"/>
-          <w:sz w:val="26"/>
-          <w:szCs w:val="26"/>
-        </w:rPr>
-        <w:t>2</w:t>
-      </w:r>
-      <w:r>
-        <w:rPr>
-          <w:b/>
-          <w:bCs/>
-          <w:color w:val="1F1F1F"/>
-          <w:sz w:val="26"/>
-          <w:szCs w:val="26"/>
-        </w:rPr>
-        <w:t xml:space="preserve">. </w:t>
-      </w:r>
-      <w:r>
-        <w:rPr>
-          <w:b/>
-          <w:bCs/>
-          <w:color w:val="1F1F1F"/>
-          <w:sz w:val="26"/>
-          <w:szCs w:val="26"/>
-        </w:rPr>
-        <w:t xml:space="preserve">Fill in the blanks with 'a' 'an' or 'the'. </w:t>
-      </w:r>
-      <w:r>
-        <w:rPr>
-          <w:b/>
-          <w:bCs/>
-          <w:color w:val="1F1F1F"/>
-          <w:sz w:val="26"/>
-          <w:szCs w:val="26"/>
-        </w:rPr>
-        <w:tab/>
-      </w:r>
-      <w:r>
-        <w:rPr>
-          <w:b/>
-          <w:bCs/>
-          <w:color w:val="1F1F1F"/>
-          <w:sz w:val="26"/>
-          <w:szCs w:val="26"/>
-        </w:rPr>
-        <w:tab/>
-      </w:r>
-      <w:r>
-        <w:rPr>
-          <w:b/>
-          <w:bCs/>
-          <w:color w:val="1F1F1F"/>
-          <w:sz w:val="26"/>
-          <w:szCs w:val="26"/>
-        </w:rPr>
-        <w:tab/>
-      </w:r>
-      <w:r>
-        <w:rPr>
-          <w:b/>
-          <w:bCs/>
-          <w:color w:val="1F1F1F"/>
-          <w:sz w:val="26"/>
-          <w:szCs w:val="26"/>
-        </w:rPr>
-        <w:t xml:space="preserve">[2] </w:t>
-      </w:r>
-      <w:r>
-        <w:rPr>
-          <w:b/>
-          <w:bCs/>
-          <w:sz w:val="26"/>
-          <w:szCs w:val="26"/>
-        </w:rPr>
-        <w:t xml:space="preserve">                                                                                                       </w:t>
-      </w:r>
-      <w:r>
-        <w:rPr>
-          <w:b/>
-          <w:bCs/>
-          <w:sz w:val="26"/>
-          <w:szCs w:val="26"/>
-        </w:rPr>
-        <w:t xml:space="preserve">   </w:t>
+          <w:sz w:val="26"/>
+          <w:szCs w:val="26"/>
+        </w:rPr>
+      </w:pPr>
+      <w:r>
+        <w:rPr>
+          <w:color w:val="1F1F1F"/>
+          <w:sz w:val="26"/>
+          <w:szCs w:val="26"/>
+        </w:rPr>
+        <w:t xml:space="preserve"> </w:t>
+      </w:r>
+      <w:r>
+        <w:rPr>
+          <w:color w:val="1F1F1F"/>
+          <w:sz w:val="26"/>
+          <w:szCs w:val="26"/>
+        </w:rPr>
+        <w:t>b) He is _______ tallest boy in his class.</w:t>
+      </w:r>
+      <w:r>
+        <w:rPr>
+          <w:sz w:val="26"/>
+          <w:szCs w:val="26"/>
+        </w:rPr>
+        <w:t xml:space="preserve">                                                                                                                                    </w:t>
+      </w:r>
+      <w:r>
+        <w:rPr>
+          <w:sz w:val="26"/>
+          <w:szCs w:val="26"/>
+        </w:rPr>
+        <w:t xml:space="preserve">  </w:t>
       </w:r>
     </w:p>
     <w:p>
@@ -904,40 +962,48 @@
         <w:shd w:val="clear" w:color="auto" w:fill="FFFFFF"/>
         <w:spacing w:before="0" w:beforeAutospacing="0" w:after="0" w:afterAutospacing="0" w:line="276" w:lineRule="auto"/>
         <w:rPr>
-          <w:sz w:val="26"/>
-          <w:szCs w:val="26"/>
-        </w:rPr>
-      </w:pPr>
-      <w:r>
-        <w:rPr>
-          <w:b/>
-          <w:bCs/>
-          <w:sz w:val="26"/>
-          <w:szCs w:val="26"/>
-        </w:rPr>
-        <w:t xml:space="preserve">  </w:t>
-      </w:r>
-      <w:r>
-        <w:rPr>
-          <w:color w:val="1F1F1F"/>
-          <w:sz w:val="26"/>
-          <w:szCs w:val="26"/>
-        </w:rPr>
-        <w:t>a) ATM is _______ electronic machine.</w:t>
-      </w:r>
-      <w:r>
-        <w:rPr>
-          <w:sz w:val="26"/>
-          <w:szCs w:val="26"/>
-        </w:rPr>
-        <w:t xml:space="preserve">                                                                                                                           </w:t>
-      </w:r>
-      <w:r>
-        <w:rPr>
-          <w:sz w:val="26"/>
-          <w:szCs w:val="26"/>
-        </w:rPr>
-        <w:t xml:space="preserve">  </w:t>
+          <w:color w:val="1F1F1F"/>
+          <w:sz w:val="26"/>
+          <w:szCs w:val="26"/>
+        </w:rPr>
+      </w:pPr>
+      <w:r>
+        <w:rPr>
+          <w:sz w:val="26"/>
+          <w:szCs w:val="26"/>
+        </w:rPr>
+        <w:t xml:space="preserve"> </w:t>
+      </w:r>
+      <w:r>
+        <w:rPr>
+          <w:color w:val="1F1F1F"/>
+          <w:sz w:val="26"/>
+          <w:szCs w:val="26"/>
+        </w:rPr>
+        <w:t>c) Who invented _______ radio?</w:t>
+      </w:r>
+      <w:r>
+        <w:rPr>
+          <w:sz w:val="26"/>
+          <w:szCs w:val="26"/>
+        </w:rPr>
+        <w:t xml:space="preserve">                                                                                                                                 </w:t>
+      </w:r>
+      <w:r>
+        <w:rPr>
+          <w:color w:val="1F1F1F"/>
+          <w:sz w:val="26"/>
+          <w:szCs w:val="26"/>
+        </w:rPr>
+        <w:t xml:space="preserve"> </w:t>
+      </w:r>
+      <w:r>
+        <w:rPr>
+          <w:color w:val="1F1F1F"/>
+          <w:sz w:val="26"/>
+          <w:szCs w:val="26"/>
+        </w:rPr>
+        <w:t xml:space="preserve">    </w:t>
       </w:r>
     </w:p>
     <w:p>
@@ -964,97 +1030,6 @@
           <w:sz w:val="26"/>
           <w:szCs w:val="26"/>
         </w:rPr>
-        <w:t>b) He is _______ tallest boy in his class.</w:t>
-      </w:r>
-      <w:r>
-        <w:rPr>
-          <w:sz w:val="26"/>
-          <w:szCs w:val="26"/>
-        </w:rPr>
-        <w:t xml:space="preserve">                                                                                                                                    </w:t>
-      </w:r>
-      <w:r>
-        <w:rPr>
-          <w:sz w:val="26"/>
-          <w:szCs w:val="26"/>
-        </w:rPr>
-        <w:t xml:space="preserve">  </w:t>
-      </w:r>
-    </w:p>
-    <w:p>
-      <w:pPr>
-        <w:pStyle w:val="NormalWeb"/>
-        <w:shd w:val="clear" w:color="auto" w:fill="FFFFFF"/>
-        <w:spacing w:before="0" w:beforeAutospacing="0" w:after="0" w:afterAutospacing="0" w:line="276" w:lineRule="auto"/>
-        <w:rPr>
-          <w:color w:val="1F1F1F"/>
-          <w:sz w:val="26"/>
-          <w:szCs w:val="26"/>
-        </w:rPr>
-      </w:pPr>
-      <w:r>
-        <w:rPr>
-          <w:sz w:val="26"/>
-          <w:szCs w:val="26"/>
-        </w:rPr>
-        <w:t xml:space="preserve"> </w:t>
-      </w:r>
-      <w:r>
-        <w:rPr>
-          <w:color w:val="1F1F1F"/>
-          <w:sz w:val="26"/>
-          <w:szCs w:val="26"/>
-        </w:rPr>
-        <w:t>c) Who invented _______ radio?</w:t>
-      </w:r>
-      <w:r>
-        <w:rPr>
-          <w:sz w:val="26"/>
-          <w:szCs w:val="26"/>
-        </w:rPr>
-        <w:t xml:space="preserve">                                                                                                                                 </w:t>
-      </w:r>
-      <w:r>
-        <w:rPr>
-          <w:color w:val="1F1F1F"/>
-          <w:sz w:val="26"/>
-          <w:szCs w:val="26"/>
-        </w:rPr>
-        <w:t xml:space="preserve"> </w:t>
-      </w:r>
-      <w:r>
-        <w:rPr>
-          <w:color w:val="1F1F1F"/>
-          <w:sz w:val="26"/>
-          <w:szCs w:val="26"/>
-        </w:rPr>
-        <w:t xml:space="preserve">    </w:t>
-      </w:r>
-    </w:p>
-    <w:p>
-      <w:pPr>
-        <w:pStyle w:val="NormalWeb"/>
-        <w:shd w:val="clear" w:color="auto" w:fill="FFFFFF"/>
-        <w:spacing w:before="0" w:beforeAutospacing="0" w:after="0" w:afterAutospacing="0" w:line="276" w:lineRule="auto"/>
-        <w:rPr>
-          <w:sz w:val="26"/>
-          <w:szCs w:val="26"/>
-        </w:rPr>
-      </w:pPr>
-      <w:r>
-        <w:rPr>
-          <w:color w:val="1F1F1F"/>
-          <w:sz w:val="26"/>
-          <w:szCs w:val="26"/>
-        </w:rPr>
-        <w:t xml:space="preserve"> </w:t>
-      </w:r>
-      <w:r>
-        <w:rPr>
-          <w:color w:val="1F1F1F"/>
-          <w:sz w:val="26"/>
-          <w:szCs w:val="26"/>
-        </w:rPr>
         <w:t>d) Nima is _______ brave girl.</w:t>
       </w:r>
     </w:p>
@@ -1064,6 +1039,34 @@
         <w:spacing w:after="0"/>
         <w:rPr>
           <w:rFonts w:ascii="Times New Roman" w:eastAsia="Times New Roman" w:hAnsi="Times New Roman" w:cs="Times New Roman"/>
+          <w:b/>
+          <w:bCs/>
+          <w:color w:val="1F1F1F"/>
+          <w:sz w:val="26"/>
+          <w:szCs w:val="26"/>
+        </w:rPr>
+      </w:pPr>
+    </w:p>
+    <w:p>
+      <w:pPr>
+        <w:shd w:val="clear" w:color="auto" w:fill="FFFFFF"/>
+        <w:spacing w:after="0"/>
+        <w:rPr>
+          <w:rFonts w:ascii="Times New Roman" w:eastAsia="Times New Roman" w:hAnsi="Times New Roman" w:cs="Times New Roman"/>
+          <w:b/>
+          <w:bCs/>
+          <w:color w:val="1F1F1F"/>
+          <w:sz w:val="26"/>
+          <w:szCs w:val="26"/>
+        </w:rPr>
+      </w:pPr>
+    </w:p>
+    <w:p>
+      <w:pPr>
+        <w:shd w:val="clear" w:color="auto" w:fill="FFFFFF"/>
+        <w:spacing w:after="0"/>
+        <w:rPr>
+          <w:rFonts w:ascii="Times New Roman" w:eastAsia="Times New Roman" w:hAnsi="Times New Roman" w:cs="Times New Roman"/>
           <w:color w:val="1F1F1F"/>
           <w:sz w:val="26"/>
           <w:szCs w:val="26"/>
@@ -1100,7 +1103,29 @@
           <w:sz w:val="26"/>
           <w:szCs w:val="26"/>
         </w:rPr>
-        <w:t xml:space="preserve"> Fill in the blank with a suitable pronoun: </w:t>
+        <w:t xml:space="preserve"> Fill in the blank</w:t>
+      </w:r>
+      <w:r>
+        <w:rPr>
+          <w:rFonts w:ascii="Times New Roman" w:eastAsia="Times New Roman" w:hAnsi="Times New Roman" w:cs="Times New Roman"/>
+          <w:b/>
+          <w:bCs/>
+          <w:color w:val="1F1F1F"/>
+          <w:sz w:val="26"/>
+          <w:szCs w:val="26"/>
+        </w:rPr>
+        <w:t>s</w:t>
+      </w:r>
+      <w:r>
+        <w:rPr>
+          <w:rFonts w:ascii="Times New Roman" w:eastAsia="Times New Roman" w:hAnsi="Times New Roman" w:cs="Times New Roman"/>
+          <w:b/>
+          <w:bCs/>
+          <w:color w:val="1F1F1F"/>
+          <w:sz w:val="26"/>
+          <w:szCs w:val="26"/>
+        </w:rPr>
+        <w:t xml:space="preserve"> with a suitable pronoun: </w:t>
       </w:r>
       <w:r>
         <w:rPr>
@@ -2491,283 +2516,324 @@
           <w:szCs w:val="26"/>
         </w:rPr>
       </w:pPr>
-      <w:r>
-        <w:rPr>
-          <w:b/>
-          <w:bCs/>
-          <w:color w:val="1F1F1F"/>
-          <w:sz w:val="26"/>
-          <w:szCs w:val="26"/>
-        </w:rPr>
-        <w:lastRenderedPageBreak/>
-        <w:t>8. Here are a few broken dialogues. complete them with the</w:t>
-      </w:r>
-      <w:r>
-        <w:rPr>
-          <w:color w:val="1F1F1F"/>
-          <w:sz w:val="26"/>
-          <w:szCs w:val="26"/>
-        </w:rPr>
-        <w:t xml:space="preserve"> </w:t>
-      </w:r>
-      <w:r>
-        <w:rPr>
-          <w:b/>
-          <w:bCs/>
-          <w:color w:val="1F1F1F"/>
-          <w:sz w:val="26"/>
-          <w:szCs w:val="26"/>
-        </w:rPr>
-        <w:t>sentences given in the box:</w:t>
-      </w:r>
-      <w:r>
-        <w:rPr>
-          <w:b/>
-          <w:bCs/>
-          <w:color w:val="1F1F1F"/>
-          <w:sz w:val="26"/>
-          <w:szCs w:val="26"/>
-        </w:rPr>
-        <w:tab/>
-      </w:r>
-      <w:r>
-        <w:rPr>
-          <w:b/>
-          <w:bCs/>
-          <w:color w:val="1F1F1F"/>
-          <w:sz w:val="26"/>
-          <w:szCs w:val="26"/>
-        </w:rPr>
-        <w:tab/>
-      </w:r>
-      <w:r>
-        <w:rPr>
-          <w:b/>
-          <w:bCs/>
-          <w:color w:val="1F1F1F"/>
-          <w:sz w:val="26"/>
-          <w:szCs w:val="26"/>
-        </w:rPr>
-        <w:tab/>
-      </w:r>
-      <w:r>
-        <w:rPr>
-          <w:b/>
-          <w:bCs/>
-          <w:color w:val="1F1F1F"/>
-          <w:sz w:val="26"/>
-          <w:szCs w:val="26"/>
-        </w:rPr>
-        <w:tab/>
-      </w:r>
-      <w:r>
-        <w:rPr>
-          <w:b/>
-          <w:bCs/>
-          <w:color w:val="1F1F1F"/>
-          <w:sz w:val="26"/>
-          <w:szCs w:val="26"/>
-        </w:rPr>
-        <w:tab/>
-      </w:r>
-      <w:r>
-        <w:rPr>
-          <w:b/>
-          <w:bCs/>
-          <w:color w:val="1F1F1F"/>
-          <w:sz w:val="26"/>
-          <w:szCs w:val="26"/>
-        </w:rPr>
-        <w:t>[3]</w:t>
-      </w:r>
     </w:p>
     <w:p>
       <w:pPr>
         <w:pStyle w:val="NormalWeb"/>
         <w:shd w:val="clear" w:color="auto" w:fill="FFFFFF"/>
         <w:spacing w:before="0" w:beforeAutospacing="0" w:after="0" w:afterAutospacing="0" w:line="276" w:lineRule="auto"/>
-        <w:rPr>
-          <w:color w:val="1F1F1F"/>
-          <w:sz w:val="26"/>
-          <w:szCs w:val="26"/>
-        </w:rPr>
-      </w:pPr>
-      <w:r>
-        <w:rPr>
-          <w:color w:val="1F1F1F"/>
-          <w:sz w:val="26"/>
-          <w:szCs w:val="26"/>
-        </w:rPr>
-        <w:t>Sangita: Sorry I'm late, miss. My mother is ill.</w:t>
-      </w:r>
-      <w:r>
-        <w:rPr>
-          <w:color w:val="1F1F1F"/>
-          <w:sz w:val="26"/>
-          <w:szCs w:val="26"/>
-        </w:rPr>
-        <w:t xml:space="preserve">                                                                                            </w:t>
-      </w:r>
-      <w:r>
-        <w:rPr>
-          <w:color w:val="1F1F1F"/>
-          <w:sz w:val="26"/>
-          <w:szCs w:val="26"/>
-        </w:rPr>
-        <w:t xml:space="preserve"> Miss Rai: ______________ sit down quietly.                                                 </w:t>
-      </w:r>
-      <w:r>
-        <w:rPr>
-          <w:color w:val="1F1F1F"/>
-          <w:sz w:val="26"/>
-          <w:szCs w:val="26"/>
-        </w:rPr>
-        <w:t xml:space="preserve">                              </w:t>
-      </w:r>
-      <w:r>
-        <w:rPr>
-          <w:color w:val="1F1F1F"/>
-          <w:sz w:val="26"/>
-          <w:szCs w:val="26"/>
-        </w:rPr>
-        <w:t xml:space="preserve">        Sangita: Thank you, Miss.                                                                                          </w:t>
-      </w:r>
-      <w:r>
-        <w:rPr>
-          <w:color w:val="1F1F1F"/>
-          <w:sz w:val="26"/>
-          <w:szCs w:val="26"/>
-        </w:rPr>
-        <w:t xml:space="preserve">                                </w:t>
-      </w:r>
-      <w:r>
-        <w:rPr>
-          <w:color w:val="1F1F1F"/>
-          <w:sz w:val="26"/>
-          <w:szCs w:val="26"/>
-        </w:rPr>
-        <w:t xml:space="preserve">  Miss Rai: _____________</w:t>
-      </w:r>
-      <w:proofErr w:type="gramStart"/>
-      <w:r>
-        <w:rPr>
-          <w:color w:val="1F1F1F"/>
-          <w:sz w:val="26"/>
-          <w:szCs w:val="26"/>
-        </w:rPr>
-        <w:t>_ .</w:t>
-      </w:r>
-      <w:proofErr w:type="gramEnd"/>
-      <w:r>
-        <w:rPr>
-          <w:color w:val="1F1F1F"/>
-          <w:sz w:val="26"/>
-          <w:szCs w:val="26"/>
-        </w:rPr>
-        <w:t xml:space="preserve">                                                                                     </w:t>
-      </w:r>
-      <w:r>
-        <w:rPr>
-          <w:color w:val="1F1F1F"/>
-          <w:sz w:val="26"/>
-          <w:szCs w:val="26"/>
-        </w:rPr>
-        <w:t xml:space="preserve">                                 </w:t>
-      </w:r>
-      <w:r>
-        <w:rPr>
-          <w:color w:val="1F1F1F"/>
-          <w:sz w:val="26"/>
-          <w:szCs w:val="26"/>
-        </w:rPr>
-        <w:t xml:space="preserve">  Sangita: She is having a bad toothache.</w:t>
-      </w:r>
-      <w:r>
-        <w:rPr>
-          <w:color w:val="1F1F1F"/>
-          <w:sz w:val="26"/>
-          <w:szCs w:val="26"/>
-        </w:rPr>
-        <w:t xml:space="preserve">   </w:t>
-      </w:r>
-      <w:r>
-        <w:rPr>
-          <w:color w:val="1F1F1F"/>
-          <w:sz w:val="26"/>
-          <w:szCs w:val="26"/>
-        </w:rPr>
-        <w:t xml:space="preserve">                                      </w:t>
-      </w:r>
-      <w:r>
-        <w:rPr>
-          <w:color w:val="1F1F1F"/>
-          <w:sz w:val="26"/>
-          <w:szCs w:val="26"/>
-        </w:rPr>
-        <w:t xml:space="preserve">                                                       </w:t>
-      </w:r>
-      <w:r>
-        <w:rPr>
-          <w:color w:val="1F1F1F"/>
-          <w:sz w:val="26"/>
-          <w:szCs w:val="26"/>
-        </w:rPr>
-        <w:t xml:space="preserve">Miss Rai: Is she taking any medicine?                                                                      </w:t>
-      </w:r>
-      <w:r>
-        <w:rPr>
-          <w:color w:val="1F1F1F"/>
-          <w:sz w:val="26"/>
-          <w:szCs w:val="26"/>
-        </w:rPr>
-        <w:t xml:space="preserve">                        </w:t>
-      </w:r>
-      <w:r>
-        <w:rPr>
-          <w:color w:val="1F1F1F"/>
-          <w:sz w:val="26"/>
-          <w:szCs w:val="26"/>
-        </w:rPr>
-        <w:t xml:space="preserve">      Sangita: Yes, I took her to the dentist this morning _____________</w:t>
-      </w:r>
-      <w:proofErr w:type="gramStart"/>
-      <w:r>
-        <w:rPr>
-          <w:color w:val="1F1F1F"/>
-          <w:sz w:val="26"/>
-          <w:szCs w:val="26"/>
-        </w:rPr>
-        <w:t>_ .</w:t>
-      </w:r>
-      <w:proofErr w:type="gramEnd"/>
-      <w:r>
-        <w:rPr>
-          <w:color w:val="1F1F1F"/>
-          <w:sz w:val="26"/>
-          <w:szCs w:val="26"/>
-        </w:rPr>
-        <w:t xml:space="preserve"> She is using it. </w:t>
-      </w:r>
-      <w:r>
-        <w:rPr>
-          <w:color w:val="1F1F1F"/>
-          <w:sz w:val="26"/>
-          <w:szCs w:val="26"/>
-        </w:rPr>
-        <w:t xml:space="preserve">                       </w:t>
-      </w:r>
+        <w:ind w:left="270" w:hanging="270"/>
+        <w:rPr>
+          <w:b/>
+          <w:bCs/>
+          <w:color w:val="1F1F1F"/>
+          <w:sz w:val="26"/>
+          <w:szCs w:val="26"/>
+        </w:rPr>
+      </w:pPr>
     </w:p>
     <w:p>
       <w:pPr>
         <w:pStyle w:val="NormalWeb"/>
         <w:shd w:val="clear" w:color="auto" w:fill="FFFFFF"/>
         <w:spacing w:before="0" w:beforeAutospacing="0" w:after="0" w:afterAutospacing="0" w:line="276" w:lineRule="auto"/>
-        <w:rPr>
-          <w:color w:val="1F1F1F"/>
-          <w:sz w:val="26"/>
-          <w:szCs w:val="26"/>
-        </w:rPr>
-      </w:pPr>
+        <w:ind w:left="270" w:hanging="270"/>
+        <w:rPr>
+          <w:b/>
+          <w:bCs/>
+          <w:color w:val="1F1F1F"/>
+          <w:sz w:val="26"/>
+          <w:szCs w:val="26"/>
+        </w:rPr>
+      </w:pPr>
+      <w:r>
+        <w:rPr>
+          <w:b/>
+          <w:bCs/>
+          <w:color w:val="1F1F1F"/>
+          <w:sz w:val="26"/>
+          <w:szCs w:val="26"/>
+        </w:rPr>
+        <w:lastRenderedPageBreak/>
+        <w:t>8. Here are a few broken dialogues. complete them with the</w:t>
+      </w:r>
+      <w:r>
+        <w:rPr>
+          <w:color w:val="1F1F1F"/>
+          <w:sz w:val="26"/>
+          <w:szCs w:val="26"/>
+        </w:rPr>
+        <w:t xml:space="preserve"> </w:t>
+      </w:r>
+      <w:r>
+        <w:rPr>
+          <w:b/>
+          <w:bCs/>
+          <w:color w:val="1F1F1F"/>
+          <w:sz w:val="26"/>
+          <w:szCs w:val="26"/>
+        </w:rPr>
+        <w:t>sentences given in the box:</w:t>
+      </w:r>
+      <w:r>
+        <w:rPr>
+          <w:b/>
+          <w:bCs/>
+          <w:color w:val="1F1F1F"/>
+          <w:sz w:val="26"/>
+          <w:szCs w:val="26"/>
+        </w:rPr>
+        <w:tab/>
+      </w:r>
+      <w:r>
+        <w:rPr>
+          <w:b/>
+          <w:bCs/>
+          <w:color w:val="1F1F1F"/>
+          <w:sz w:val="26"/>
+          <w:szCs w:val="26"/>
+        </w:rPr>
+        <w:tab/>
+      </w:r>
+      <w:r>
+        <w:rPr>
+          <w:b/>
+          <w:bCs/>
+          <w:color w:val="1F1F1F"/>
+          <w:sz w:val="26"/>
+          <w:szCs w:val="26"/>
+        </w:rPr>
+        <w:tab/>
+      </w:r>
+      <w:r>
+        <w:rPr>
+          <w:b/>
+          <w:bCs/>
+          <w:color w:val="1F1F1F"/>
+          <w:sz w:val="26"/>
+          <w:szCs w:val="26"/>
+        </w:rPr>
+        <w:tab/>
+      </w:r>
+      <w:r>
+        <w:rPr>
+          <w:b/>
+          <w:bCs/>
+          <w:color w:val="1F1F1F"/>
+          <w:sz w:val="26"/>
+          <w:szCs w:val="26"/>
+        </w:rPr>
+        <w:tab/>
+      </w:r>
+      <w:r>
+        <w:rPr>
+          <w:b/>
+          <w:bCs/>
+          <w:color w:val="1F1F1F"/>
+          <w:sz w:val="26"/>
+          <w:szCs w:val="26"/>
+        </w:rPr>
+        <w:t>[3]</w:t>
+      </w:r>
+    </w:p>
+    <w:p>
+      <w:pPr>
+        <w:pStyle w:val="NormalWeb"/>
+        <w:shd w:val="clear" w:color="auto" w:fill="FFFFFF"/>
+        <w:spacing w:before="0" w:beforeAutospacing="0" w:after="0" w:afterAutospacing="0" w:line="276" w:lineRule="auto"/>
+        <w:rPr>
+          <w:color w:val="1F1F1F"/>
+          <w:sz w:val="26"/>
+          <w:szCs w:val="26"/>
+        </w:rPr>
+      </w:pPr>
+      <w:r>
+        <w:rPr>
+          <w:color w:val="1F1F1F"/>
+          <w:sz w:val="26"/>
+          <w:szCs w:val="26"/>
+        </w:rPr>
+        <w:t>Sangita: Sorry I'm late, miss. My mother is ill.</w:t>
+      </w:r>
+      <w:r>
+        <w:rPr>
+          <w:color w:val="1F1F1F"/>
+          <w:sz w:val="26"/>
+          <w:szCs w:val="26"/>
+        </w:rPr>
+        <w:t xml:space="preserve">                                                                                            </w:t>
+      </w:r>
+      <w:r>
+        <w:rPr>
+          <w:color w:val="1F1F1F"/>
+          <w:sz w:val="26"/>
+          <w:szCs w:val="26"/>
+        </w:rPr>
+        <w:t xml:space="preserve"> Miss Rai: ______________ sit down quietly.                                                 </w:t>
+      </w:r>
+      <w:r>
+        <w:rPr>
+          <w:color w:val="1F1F1F"/>
+          <w:sz w:val="26"/>
+          <w:szCs w:val="26"/>
+        </w:rPr>
+        <w:t xml:space="preserve">                              </w:t>
+      </w:r>
+      <w:r>
+        <w:rPr>
+          <w:color w:val="1F1F1F"/>
+          <w:sz w:val="26"/>
+          <w:szCs w:val="26"/>
+        </w:rPr>
+        <w:t xml:space="preserve">        Sangita: Thank you, Miss.                                                                                          </w:t>
+      </w:r>
+      <w:r>
+        <w:rPr>
+          <w:color w:val="1F1F1F"/>
+          <w:sz w:val="26"/>
+          <w:szCs w:val="26"/>
+        </w:rPr>
+        <w:t xml:space="preserve">                                </w:t>
+      </w:r>
+      <w:r>
+        <w:rPr>
+          <w:color w:val="1F1F1F"/>
+          <w:sz w:val="26"/>
+          <w:szCs w:val="26"/>
+        </w:rPr>
+        <w:t xml:space="preserve">  Miss Rai: _____________</w:t>
+      </w:r>
+      <w:proofErr w:type="gramStart"/>
+      <w:r>
+        <w:rPr>
+          <w:color w:val="1F1F1F"/>
+          <w:sz w:val="26"/>
+          <w:szCs w:val="26"/>
+        </w:rPr>
+        <w:t>_ .</w:t>
+      </w:r>
+      <w:proofErr w:type="gramEnd"/>
+      <w:r>
+        <w:rPr>
+          <w:color w:val="1F1F1F"/>
+          <w:sz w:val="26"/>
+          <w:szCs w:val="26"/>
+        </w:rPr>
+        <w:t xml:space="preserve">                                                                                     </w:t>
+      </w:r>
+      <w:r>
+        <w:rPr>
+          <w:color w:val="1F1F1F"/>
+          <w:sz w:val="26"/>
+          <w:szCs w:val="26"/>
+        </w:rPr>
+        <w:t xml:space="preserve">                                 </w:t>
+      </w:r>
+      <w:r>
+        <w:rPr>
+          <w:color w:val="1F1F1F"/>
+          <w:sz w:val="26"/>
+          <w:szCs w:val="26"/>
+        </w:rPr>
+        <w:t xml:space="preserve">  Sangita: She is having a bad toothache.</w:t>
+      </w:r>
+      <w:r>
+        <w:rPr>
+          <w:color w:val="1F1F1F"/>
+          <w:sz w:val="26"/>
+          <w:szCs w:val="26"/>
+        </w:rPr>
+        <w:t xml:space="preserve">   </w:t>
+      </w:r>
+      <w:r>
+        <w:rPr>
+          <w:color w:val="1F1F1F"/>
+          <w:sz w:val="26"/>
+          <w:szCs w:val="26"/>
+        </w:rPr>
+        <w:t xml:space="preserve">                                      </w:t>
+      </w:r>
+      <w:r>
+        <w:rPr>
+          <w:color w:val="1F1F1F"/>
+          <w:sz w:val="26"/>
+          <w:szCs w:val="26"/>
+        </w:rPr>
+        <w:t xml:space="preserve">                                                       </w:t>
+      </w:r>
+      <w:r>
+        <w:rPr>
+          <w:color w:val="1F1F1F"/>
+          <w:sz w:val="26"/>
+          <w:szCs w:val="26"/>
+        </w:rPr>
+        <w:t xml:space="preserve">Miss Rai: Is she taking any medicine?                                                                      </w:t>
+      </w:r>
+      <w:r>
+        <w:rPr>
+          <w:color w:val="1F1F1F"/>
+          <w:sz w:val="26"/>
+          <w:szCs w:val="26"/>
+        </w:rPr>
+        <w:t xml:space="preserve">                        </w:t>
+      </w:r>
+      <w:r>
+        <w:rPr>
+          <w:color w:val="1F1F1F"/>
+          <w:sz w:val="26"/>
+          <w:szCs w:val="26"/>
+        </w:rPr>
+        <w:t xml:space="preserve">      Sangita: Yes, I took her to the dentist this morning _____________</w:t>
+      </w:r>
+      <w:proofErr w:type="gramStart"/>
+      <w:r>
+        <w:rPr>
+          <w:color w:val="1F1F1F"/>
+          <w:sz w:val="26"/>
+          <w:szCs w:val="26"/>
+        </w:rPr>
+        <w:t>_ .</w:t>
+      </w:r>
+      <w:proofErr w:type="gramEnd"/>
+      <w:r>
+        <w:rPr>
+          <w:color w:val="1F1F1F"/>
+          <w:sz w:val="26"/>
+          <w:szCs w:val="26"/>
+        </w:rPr>
+        <w:t xml:space="preserve"> She is using it. </w:t>
+      </w:r>
+      <w:r>
+        <w:rPr>
+          <w:color w:val="1F1F1F"/>
+          <w:sz w:val="26"/>
+          <w:szCs w:val="26"/>
+        </w:rPr>
+        <w:t xml:space="preserve">                       </w:t>
+      </w:r>
+    </w:p>
+    <w:p>
+      <w:pPr>
+        <w:pStyle w:val="NormalWeb"/>
+        <w:shd w:val="clear" w:color="auto" w:fill="FFFFFF"/>
+        <w:spacing w:before="0" w:beforeAutospacing="0" w:after="0" w:afterAutospacing="0" w:line="276" w:lineRule="auto"/>
+        <w:rPr>
+          <w:color w:val="1F1F1F"/>
+          <w:sz w:val="26"/>
+          <w:szCs w:val="26"/>
+        </w:rPr>
+      </w:pPr>
+      <w:r>
+        <w:rPr>
+          <w:noProof/>
+          <w:color w:val="1F1F1F"/>
+          <w:sz w:val="26"/>
+          <w:szCs w:val="26"/>
+        </w:rPr>
+        <w:pict w14:anchorId="10786DA8">
+          <v:rect id="_x0000_s1041" style="position:absolute;margin-left:-4.5pt;margin-top:18.6pt;width:156.75pt;height:51pt;z-index:251660288" filled="f"/>
+        </w:pict>
+      </w:r>
       <w:r>
         <w:rPr>
           <w:color w:val="1F1F1F"/>
@@ -3272,6 +3338,7 @@
   <w:style w:type="character" w:default="1" w:styleId="DefaultParagraphFont">
     <w:name w:val="Default Paragraph Font"/>
     <w:uiPriority w:val="1"/>
+    <w:semiHidden/>
     <w:unhideWhenUsed/>
   </w:style>
   <w:style w:type="table" w:default="1" w:styleId="TableNormal">

--- a/Received/six/6, eng ii.docx
+++ b/Received/six/6, eng ii.docx
@@ -23,7 +23,7 @@
             <v:stroke joinstyle="miter"/>
             <v:path gradientshapeok="t" o:connecttype="rect"/>
           </v:shapetype>
-          <v:shape id="Text Box 3" o:spid="_x0000_s1039" type="#_x0000_t202" style="position:absolute;left:0;text-align:left;margin-left:-9.6pt;margin-top:.75pt;width:48pt;height:110.6pt;z-index:251658240;visibility:visible;mso-wrap-style:square;mso-width-percent:0;mso-height-percent:200;mso-wrap-distance-left:9pt;mso-wrap-distance-top:3.6pt;mso-wrap-distance-right:9pt;mso-wrap-distance-bottom:3.6pt;mso-position-horizontal:right;mso-position-horizontal-relative:text;mso-position-vertical:absolute;mso-position-vertical-relative:text;mso-width-percent:0;mso-height-percent:200;mso-width-relative:margin;mso-height-relative:margin;v-text-anchor:top" o:gfxdata="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" filled="f" stroked="f">
+          <v:shape id="Text Box 3" o:spid="_x0000_s1039" type="#_x0000_t202" style="position:absolute;left:0;text-align:left;margin-left:-12.8pt;margin-top:.75pt;width:48pt;height:110.6pt;z-index:251658240;visibility:visible;mso-wrap-style:square;mso-width-percent:0;mso-height-percent:200;mso-wrap-distance-left:9pt;mso-wrap-distance-top:3.6pt;mso-wrap-distance-right:9pt;mso-wrap-distance-bottom:3.6pt;mso-position-horizontal:right;mso-position-horizontal-relative:text;mso-position-vertical:absolute;mso-position-vertical-relative:text;mso-width-percent:0;mso-height-percent:200;mso-width-relative:margin;mso-height-relative:margin;v-text-anchor:top" o:gfxdata="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" filled="f" stroked="f">
             <v:textbox style="mso-fit-shape-to-text:t">
               <w:txbxContent>
                 <w:p>
@@ -2889,7 +2889,7 @@
     </w:p>
     <w:sectPr>
       <w:pgSz w:w="16838" w:h="11906" w:orient="landscape" w:code="9"/>
-      <w:pgMar w:top="450" w:right="720" w:bottom="180" w:left="720" w:header="720" w:footer="720" w:gutter="0"/>
+      <w:pgMar w:top="450" w:right="278" w:bottom="180" w:left="720" w:header="720" w:footer="720" w:gutter="0"/>
       <w:cols w:num="2" w:space="720"/>
       <w:docGrid w:linePitch="360"/>
     </w:sectPr>
